--- a/paper/STG-Mol_Paper_v4.2_English.docx
+++ b/paper/STG-Mol_Paper_v4.2_English.docx
@@ -252,7 +252,7 @@
           <w:i w:val="0"/>
           <w:sz w:val="21"/>
         </w:rPr>
-        <w:t xml:space="preserve"> (2,520 molecules; five published inhibitors and their Tanimoto ≥ 0.7 neighbours explicitly moved to an external hold-out; remainder partitioned 8:1:1), we report both </w:t>
+        <w:t xml:space="preserve"> (2,521 molecules; five published inhibitors and their Tanimoto ≥ 0.7 neighbours explicitly moved to an external hold-out; remainder partitioned 8:1:1), we report both </w:t>
       </w:r>
       <w:r>
         <w:rPr>
@@ -405,7 +405,7 @@
           <w:i w:val="0"/>
           <w:sz w:val="21"/>
         </w:rPr>
-        <w:t>EF@5% = 3.47, EF@10% = 3.18, EF@20% = 3.17; EF_max = N/P = 252/67 ≈ 3.76</w:t>
+        <w:t>EF@5% = 3.47, EF@10% = 3.18, EF@20% = 3.17; EF_max = N/P = 252/67 ≈ 3.7612</w:t>
       </w:r>
       <w:r>
         <w:rPr>
@@ -432,7 +432,7 @@
           <w:i w:val="0"/>
           <w:sz w:val="21"/>
         </w:rPr>
-        <w:t xml:space="preserve">: On five published NLRP3 inhibitors (MCC950, CY-09, OLT1177, Oridonin, Tranilast) held out rigorously (0 exact + 0 Tanimoto ≥ 0.7 neighbours), the model achieves an </w:t>
+        <w:t xml:space="preserve">: On five published NLRP3 inhibitors (MCC950, CY-09, OLT1177, Oridonin, Tranilast) held out rigorously (0 exact + 0 Tanimoto ≥ 0.7 neighbours), the model exhibits an </w:t>
       </w:r>
       <w:r>
         <w:rPr>
@@ -450,7 +450,7 @@
           <w:i w:val="0"/>
           <w:sz w:val="21"/>
         </w:rPr>
-        <w:t xml:space="preserve">—predicted probability correlates monotonically with Tanimoto distance to training data; two of five compounds are recovered at threshold 0.5 (MCC950, CY-09), while three deep out-of-domain scaffolds (Tranilast, OLT1177, Oridonin; Tanimoto ≤ 0.40) receive low confidence, quantifying the applicability-domain limits of any single-target model trained on the current public NLRP3 corpus. We therefore recommend deploying STG-Mol as an </w:t>
+        <w:t xml:space="preserve">—predicted probability trends positively with Tanimoto similarity to training data (Spearman ρ = 0.8 across the five compounds). Two of five (MCC950 Tanimoto 0.654 → prob 0.853; CY-09 Tanimoto 0.373 → prob 0.537) are recovered at threshold 0.5, while three scaffolds (Tranilast, OLT1177, Oridonin) receive low confidence, quantifying the applicability-domain limits of any single-target model trained on the current public NLRP3 corpus. We therefore recommend deploying STG-Mol as an </w:t>
       </w:r>
       <w:r>
         <w:rPr>
@@ -468,7 +468,7 @@
           <w:i w:val="0"/>
           <w:sz w:val="21"/>
         </w:rPr>
-        <w:t xml:space="preserve">. Applied to 8.8 million ZINC compounds under this deployment strategy, the framework identifies eight novel NLRP3 candidates supported by a complete multi-level computational evidence chain (molecular docking, 100 ns molecular dynamics, MMPBSA free-energy, and ADMET evaluation). </w:t>
+        <w:t xml:space="preserve">. Applied to 8.8 million ZINC compounds under this deployment strategy, the framework identifies eight in-silico NLRP3 candidates supported by a multi-level computational evidence chain (molecular docking, 100 ns molecular dynamics, MMPBSA free-energy, and ADMET evaluation). </w:t>
       </w:r>
       <w:r>
         <w:rPr>
@@ -486,7 +486,7 @@
           <w:i w:val="0"/>
           <w:sz w:val="21"/>
         </w:rPr>
-        <w:t xml:space="preserve"> The proposed multi-modal, multi-task AI framework provides a systematic computational foundation and complete in-silico pipeline for NLRP3 inhibitor discovery; prospective experimental validation is planned. Code and data are publicly available.</w:t>
+        <w:t xml:space="preserve"> The proposed multi-modal, multi-task AI framework provides a systematic in-silico foundation for NLRP3 inhibitor discovery; prospective experimental validation is planned. Code and data are publicly available.</w:t>
       </w:r>
     </w:p>
     <w:p>
@@ -722,7 +722,7 @@
           <w:i w:val="0"/>
           <w:sz w:val="21"/>
         </w:rPr>
-        <w:t xml:space="preserve"> The conformational flexibility of NLRP3's NACHT domain and its allosteric regulatory sites make classical QSAR insufficient [11]. </w:t>
+        <w:t xml:space="preserve"> The conformational flexibility of NLRP3's NACHT domain and its allosteric regulatory sites make classical QSAR insufficient [49]. </w:t>
       </w:r>
       <w:r>
         <w:rPr>
@@ -821,7 +821,7 @@
           <w:i w:val="0"/>
           <w:sz w:val="21"/>
         </w:rPr>
-        <w:t xml:space="preserve"> (Mol2Vec [12], ChemBERTa [13]), </w:t>
+        <w:t xml:space="preserve"> (Mol2Vec [16], ChemBERTa [17]), </w:t>
       </w:r>
       <w:r>
         <w:rPr>
@@ -839,7 +839,7 @@
           <w:i w:val="0"/>
           <w:sz w:val="21"/>
         </w:rPr>
-        <w:t xml:space="preserve"> (GCN [14], GAT [15], D-MPNN [16], AttentiveFP [17]), and </w:t>
+        <w:t xml:space="preserve"> (GCN [19], GAT [20], D-MPNN [21], AttentiveFP [22]), and </w:t>
       </w:r>
       <w:r>
         <w:rPr>
@@ -857,7 +857,7 @@
           <w:i w:val="0"/>
           <w:sz w:val="21"/>
         </w:rPr>
-        <w:t xml:space="preserve"> (SchNet [18], DimeNet [19], SphereNet [20]). Each captures distinct physicochemical determinants of activity yet exhibits blind spots, motivating multi-modal fusion.</w:t>
+        <w:t xml:space="preserve"> (SchNet [24], DimeNet [25], SphereNet [26]). Each captures distinct physicochemical determinants of activity yet exhibits blind spots, motivating multi-modal fusion.</w:t>
       </w:r>
     </w:p>
     <w:p>
@@ -908,7 +908,7 @@
           <w:i w:val="0"/>
           <w:sz w:val="21"/>
         </w:rPr>
-        <w:t xml:space="preserve"> (MolCLR [21], Uni-Mol [22], GEM [23], KPGT [24]) achieves strong performance but requires </w:t>
+        <w:t xml:space="preserve"> (MolCLR [31], Uni-Mol [30], GEM [32], KPGT [33]) achieves strong performance but requires </w:t>
       </w:r>
       <w:r>
         <w:rPr>
@@ -1211,7 +1211,7 @@
           <w:i w:val="0"/>
           <w:sz w:val="21"/>
         </w:rPr>
-        <w:t xml:space="preserve">: Beyond the primary activity task, we jointly predict five ADMET drug-likeness indicators (Lipinski RO5, QED drug-likeness, PAINS filter, synthetic accessibility, LogP moderation). This co-training improves activity prediction (MCC 0.8215 → 0.8502) </w:t>
+        <w:t xml:space="preserve">: Beyond the primary activity task, we jointly predict five ADMET drug-likeness indicators (Lipinski RO5, QED drug-likeness, PAINS filter, synthetic accessibility, LogP moderation). Under the modality ablation protocol (Table 5.3), co-training with ADMET auxiliary heads improves the ensemble decision-threshold metrics (F1 0.8727 → 0.8929, MCC 0.8223 → 0.8502, Recall 0.8889 → 0.9259) and roughly halves the 5-seed AUC standard deviation (0.0134 → 0.0077), </w:t>
       </w:r>
       <w:r>
         <w:rPr>
@@ -1331,7 +1331,7 @@
           <w:i w:val="0"/>
           <w:sz w:val="21"/>
         </w:rPr>
-        <w:t>AI has become central to drug discovery: in target identification (PPI GNNs [25], AlphaFold [26]), hit discovery (deep-learning virtual screening [27], generative models [28], reinforcement learning [29]), and preclinical evaluation (deep ADMET models [30], GNN property prediction [31]).</w:t>
+        <w:t>AI has become central to drug discovery: in target identification (PPI GNNs, AlphaFold), hit discovery (deep-learning virtual screening, generative models, reinforcement learning), and preclinical evaluation (deep ADMET models, GNN property prediction).</w:t>
       </w:r>
     </w:p>
     <w:p>
@@ -1370,7 +1370,7 @@
           <w:i w:val="0"/>
           <w:sz w:val="21"/>
         </w:rPr>
-        <w:t xml:space="preserve">: Morgan/ECFP [32], Mol2Vec [12], ChemBERTa [13], MolFormer [33]. </w:t>
+        <w:t xml:space="preserve">: Morgan/ECFP [18], Mol2Vec [16], ChemBERTa [17], MolFormer [29]. </w:t>
       </w:r>
       <w:r>
         <w:rPr>
@@ -1388,7 +1388,7 @@
           <w:i w:val="0"/>
           <w:sz w:val="21"/>
         </w:rPr>
-        <w:t xml:space="preserve">: GCN [14], GAT [15], MPNN [34], D-MPNN [16], AttentiveFP [17]. </w:t>
+        <w:t xml:space="preserve">: GCN [19], GAT [20], MPNN [23], D-MPNN [21], AttentiveFP [22]. </w:t>
       </w:r>
       <w:r>
         <w:rPr>
@@ -1406,7 +1406,7 @@
           <w:i w:val="0"/>
           <w:sz w:val="21"/>
         </w:rPr>
-        <w:t>: SchNet [18], DimeNet [19], SphereNet [20], EGNN [35], PaiNN [36]. The paradigms are complementary but each has blind spots.</w:t>
+        <w:t>: SchNet [24], DimeNet [25], SphereNet [26], EGNN [27], PaiNN [28]. The paradigms are complementary but each has blind spots.</w:t>
       </w:r>
     </w:p>
     <w:p>
@@ -1445,7 +1445,7 @@
           <w:i w:val="0"/>
           <w:sz w:val="21"/>
         </w:rPr>
-        <w:t xml:space="preserve">: concatenation, gated fusion [37], bilinear pooling [38], MMFuse [39]. </w:t>
+        <w:t xml:space="preserve">: concatenation, gated fusion, bilinear pooling. </w:t>
       </w:r>
       <w:r>
         <w:rPr>
@@ -1463,7 +1463,7 @@
           <w:i w:val="0"/>
           <w:sz w:val="21"/>
         </w:rPr>
-        <w:t>: MolCLR [21], Uni-Mol [22], GEM [23], KPGT [24].</w:t>
+        <w:t>: MolCLR [31], Uni-Mol [30], GEM [32], KPGT [33].</w:t>
       </w:r>
     </w:p>
     <w:p>
@@ -1566,7 +1566,7 @@
           <w:i w:val="0"/>
           <w:sz w:val="21"/>
         </w:rPr>
-        <w:t xml:space="preserve"> (AutoDock Vina [40], Glide [41], GOLD [42], DOCK 3.7 [43]) are computationally expensive per molecule. </w:t>
+        <w:t xml:space="preserve"> (AutoDock Vina [56], Glide, GOLD, DOCK 3.7) are computationally expensive per molecule. </w:t>
       </w:r>
       <w:r>
         <w:rPr>
@@ -1584,7 +1584,7 @@
           <w:i w:val="0"/>
           <w:sz w:val="21"/>
         </w:rPr>
-        <w:t xml:space="preserve"> (DeepChem [44], ChemProp [29], Deep Docking [46], MolPAL [47]) offers higher throughput. </w:t>
+        <w:t xml:space="preserve"> (ChemProp [21]) offers higher throughput. </w:t>
       </w:r>
       <w:r>
         <w:rPr>
@@ -1602,7 +1602,7 @@
           <w:i w:val="0"/>
           <w:sz w:val="21"/>
         </w:rPr>
-        <w:t xml:space="preserve"> (V-SYNTHES [48], Graff [33]) combine multi-stage strategies with deep learning.</w:t>
+        <w:t xml:space="preserve"> combine multi-stage strategies with deep learning.</w:t>
       </w:r>
     </w:p>
     <w:p>
@@ -1668,7 +1668,7 @@
           <w:i w:val="0"/>
           <w:sz w:val="21"/>
         </w:rPr>
-        <w:t xml:space="preserve"> [50], and </w:t>
+        <w:t xml:space="preserve"> [11], and </w:t>
       </w:r>
       <w:r>
         <w:rPr>
@@ -1686,7 +1686,7 @@
           <w:i w:val="0"/>
           <w:sz w:val="21"/>
         </w:rPr>
-        <w:t xml:space="preserve"> compounds (oridonin [51], tranilast [52]). Computational studies are largely limited to docking or classical QSAR, lacking end-to-end AI + complete multi-level validation + joint activity-ADMET prediction.</w:t>
+        <w:t xml:space="preserve"> compounds (oridonin [12], tranilast [13]). Computational studies are largely limited to docking or classical QSAR, lacking end-to-end AI + complete multi-level validation + joint activity-ADMET prediction.</w:t>
       </w:r>
     </w:p>
     <w:p>
@@ -1876,7 +1876,7 @@
           <w:i w:val="0"/>
           <w:sz w:val="21"/>
         </w:rPr>
-        <w:t>SMILES strings are mapped by a pretrained Mol2Vec [12] model to fragment embeddings, mean-pooled to a 300-dimensional vector, then projected to a fusion dimension d = 112.</w:t>
+        <w:t>SMILES strings are mapped by a pretrained Mol2Vec [16] model to fragment embeddings, mean-pooled to a 300-dimensional vector, then projected to a fusion dimension d = 112.</w:t>
       </w:r>
     </w:p>
     <w:p>
@@ -1906,7 +1906,7 @@
           <w:i w:val="0"/>
           <w:sz w:val="21"/>
         </w:rPr>
-        <w:t xml:space="preserve">We adopt D-MPNN [16], which passes messages along directed edges. </w:t>
+        <w:t xml:space="preserve">We adopt D-MPNN [21], which passes messages along directed edges. </w:t>
       </w:r>
       <w:r>
         <w:rPr>
@@ -1954,7 +1954,7 @@
           <w:i w:val="0"/>
           <w:sz w:val="21"/>
         </w:rPr>
-        <w:t>SphereNet [20] encodes 3D conformers. Conformers are generated by ETKDGv3 with MMFF94s optimisation; the lowest-energy conformer is retained. T = 3 interaction blocks, K = 6 radial basis functions, spherical basis = 7, cutoff 8 Å.</w:t>
+        <w:t>SphereNet [26] encodes 3D conformers. Conformers are generated by ETKDGv3 with MMFF94s optimisation; the lowest-energy conformer is retained. T = 3 interaction blocks, K = 6 radial basis functions, spherical basis = 7, cutoff 8 Å.</w:t>
       </w:r>
     </w:p>
     <w:p>
@@ -2338,7 +2338,7 @@
           <w:i w:val="0"/>
           <w:sz w:val="21"/>
         </w:rPr>
-        <w:t xml:space="preserve"> [63] with </w:t>
+        <w:t xml:space="preserve"> [77] with </w:t>
       </w:r>
       <w:r>
         <w:rPr>
@@ -2792,7 +2792,7 @@
           <w:i w:val="0"/>
           <w:sz w:val="21"/>
         </w:rPr>
-        <w:t xml:space="preserve"> Sharing low-level representations across tasks provides strong regularisation; 5-seed standard deviation dropped from 0.0134 to 0.0077. </w:t>
+        <w:t xml:space="preserve"> Sharing low-level representations across tasks provides strong regularisation; the 5-seed ROC-AUC standard deviation drops from 0.0134 to 0.0077 (a 42% reduction). </w:t>
       </w:r>
       <w:r>
         <w:rPr>
@@ -2810,7 +2810,7 @@
           <w:i w:val="0"/>
           <w:sz w:val="21"/>
         </w:rPr>
-        <w:t xml:space="preserve"> Primary Test ROC-AUC improved from 0.9548 to </w:t>
+        <w:t xml:space="preserve"> On the modality-ablation training protocol, 5-seed mean Test ROC-AUC improves from 0.9440 to </w:t>
       </w:r>
       <w:r>
         <w:rPr>
@@ -2819,7 +2819,7 @@
           <w:i w:val="0"/>
           <w:sz w:val="21"/>
         </w:rPr>
-        <w:t>0.9591</w:t>
+        <w:t>0.9487</w:t>
       </w:r>
       <w:r>
         <w:rPr>
@@ -2828,7 +2828,7 @@
           <w:i w:val="0"/>
           <w:sz w:val="21"/>
         </w:rPr>
-        <w:t xml:space="preserve">, MCC from 0.7770 to </w:t>
+        <w:t xml:space="preserve"> (+0.0047), and the ensemble decision-threshold metrics improve substantially: F1 from 0.8727 to </w:t>
       </w:r>
       <w:r>
         <w:rPr>
@@ -2837,6 +2837,24 @@
           <w:i w:val="0"/>
           <w:sz w:val="21"/>
         </w:rPr>
+        <w:t>0.8929</w:t>
+      </w:r>
+      <w:r>
+        <w:rPr>
+          <w:rFonts w:ascii="Times New Roman" w:hAnsi="Times New Roman" w:eastAsia="宋体"/>
+          <w:b w:val="0"/>
+          <w:i w:val="0"/>
+          <w:sz w:val="21"/>
+        </w:rPr>
+        <w:t xml:space="preserve"> (+0.0202), MCC from 0.8223 to </w:t>
+      </w:r>
+      <w:r>
+        <w:rPr>
+          <w:rFonts w:ascii="Times New Roman" w:hAnsi="Times New Roman" w:eastAsia="宋体"/>
+          <w:b/>
+          <w:i w:val="0"/>
+          <w:sz w:val="21"/>
+        </w:rPr>
         <w:t>0.8502</w:t>
       </w:r>
       <w:r>
@@ -2846,7 +2864,7 @@
           <w:i w:val="0"/>
           <w:sz w:val="21"/>
         </w:rPr>
-        <w:t xml:space="preserve"> (+0.0732), F1 from 0.8403 to </w:t>
+        <w:t xml:space="preserve"> (+0.0279), Recall from 0.8889 to </w:t>
       </w:r>
       <w:r>
         <w:rPr>
@@ -2855,7 +2873,7 @@
           <w:i w:val="0"/>
           <w:sz w:val="21"/>
         </w:rPr>
-        <w:t>0.8929</w:t>
+        <w:t>0.9259</w:t>
       </w:r>
       <w:r>
         <w:rPr>
@@ -2864,7 +2882,7 @@
           <w:i w:val="0"/>
           <w:sz w:val="21"/>
         </w:rPr>
-        <w:t xml:space="preserve">. </w:t>
+        <w:t xml:space="preserve"> (+0.0370). See Table 5.3 for full breakdown. </w:t>
       </w:r>
       <w:r>
         <w:rPr>
@@ -3131,7 +3149,7 @@
           <w:i w:val="0"/>
           <w:sz w:val="21"/>
         </w:rPr>
-        <w:t xml:space="preserve">: retrieved from ChEMBL v33, PubChem, and BindingDB. Using an IC₅₀ = 1 μM threshold with a rule-based confidence protocol and DUD-E [40] decoy augmentation, we constructed a </w:t>
+        <w:t xml:space="preserve">: retrieved from ChEMBL v33, PubChem, and BindingDB. Using an IC₅₀ = 1 μM threshold with a rule-based confidence protocol and DUD-E [52] decoy augmentation, we constructed a </w:t>
       </w:r>
       <w:r>
         <w:rPr>
@@ -3507,7 +3525,7 @@
           <w:i w:val="0"/>
           <w:sz w:val="21"/>
         </w:rPr>
-        <w:t xml:space="preserve"> (critical for virtual screening): BEDROC@α [Truchon &amp; Bayly, 2007] with α ∈ {20, 80, 160} (α = 20 is our primary and follows the original recommendation; α = 80, 160 are reported as supplementary robustness across the very-early-recognition regime). BEDROC ∈ [0, 1] with theoretical upper bound 1.0.</w:t>
+        <w:t xml:space="preserve"> (critical for virtual screening): BEDROC@α [51] with α ∈ {20, 80, 160} (α = 20 is our primary and follows the original recommendation; α = 80, 160 are reported as supplementary robustness across the very-early-recognition regime). BEDROC ∈ [0, 1] with theoretical upper bound 1.0.</w:t>
       </w:r>
     </w:p>
     <w:p>
@@ -3699,7 +3717,7 @@
           <w:i w:val="0"/>
           <w:sz w:val="21"/>
         </w:rPr>
-        <w:t xml:space="preserve"> — ChemBERTa [13], AttentiveFP [17], D-MPNN [16], SchNet [18].</w:t>
+        <w:t xml:space="preserve"> — ChemBERTa [17], AttentiveFP [22], D-MPNN [21], SchNet [24].</w:t>
       </w:r>
     </w:p>
     <w:p>
@@ -3732,7 +3750,7 @@
           <w:i w:val="0"/>
           <w:sz w:val="21"/>
         </w:rPr>
-        <w:t xml:space="preserve"> — MolCLR [21], Uni-Mol [22], GEM [23], MMFuse [39].</w:t>
+        <w:t xml:space="preserve"> — MolCLR [31], Uni-Mol [30], GEM [32], MMFuse.</w:t>
       </w:r>
     </w:p>
     <w:p>
@@ -3792,7 +3810,7 @@
           <w:i w:val="0"/>
           <w:sz w:val="21"/>
         </w:rPr>
-        <w:t xml:space="preserve">Following the MoleculeNet convention [Wu et al., 2018] and recent virtual-screening reproducibility literature [Tossou et al., 2023], we report performance under </w:t>
+        <w:t xml:space="preserve">Following the MoleculeNet convention [67], we report performance under </w:t>
       </w:r>
       <w:r>
         <w:rPr>
@@ -3864,7 +3882,7 @@
           <w:i w:val="0"/>
           <w:sz w:val="21"/>
         </w:rPr>
-        <w:t xml:space="preserve"> Table 5.1 summarises test-set performance across categories of baselines.</w:t>
+        <w:t xml:space="preserve"> Table 5.1a summarises test-set performance across categories of baselines.</w:t>
       </w:r>
     </w:p>
     <w:p>
@@ -3880,7 +3898,7 @@
           <w:color w:val="323232"/>
           <w:sz w:val="19"/>
         </w:rPr>
-        <w:t>Table 5.1  STG-Mol vs. baselines on the NLRP3 test set — primary protocol: scaffold split (5-seed mean ± std)</w:t>
+        <w:t>Table 5.1a  STG-Mol vs. baselines on the NLRP3 test set — primary protocol: scaffold split (5-seed mean ± std)</w:t>
       </w:r>
     </w:p>
     <w:tbl>
@@ -8008,6 +8026,22 @@
     <w:p/>
     <w:p>
       <w:pPr>
+        <w:spacing w:after="60" w:line="312" w:lineRule="auto"/>
+        <w:ind w:left="283"/>
+      </w:pPr>
+      <w:r>
+        <w:rPr>
+          <w:rFonts w:ascii="Times New Roman" w:hAnsi="Times New Roman" w:eastAsia="宋体"/>
+          <w:b w:val="0"/>
+          <w:i/>
+          <w:color w:val="5A5A5A"/>
+          <w:sz w:val="19"/>
+        </w:rPr>
+        <w:t>All metrics in Table 5.2 are the 5-seed **ensemble** (probability-averaged) values. Note that the 0.9591 ensemble AUC of the full 1D+2D+3D model here is compatible with the 0.9487 ± 0.0077 5-seed **mean** AUC reported for the same run in Table 5.3 — the ensemble tightens variance by averaging.</w:t>
+      </w:r>
+    </w:p>
+    <w:p>
+      <w:pPr>
         <w:spacing w:after="80" w:line="360" w:lineRule="auto"/>
         <w:ind w:firstLine="420"/>
       </w:pPr>
@@ -8655,6 +8689,22 @@
     <w:p/>
     <w:p>
       <w:pPr>
+        <w:spacing w:after="60" w:line="312" w:lineRule="auto"/>
+        <w:ind w:left="283"/>
+      </w:pPr>
+      <w:r>
+        <w:rPr>
+          <w:rFonts w:ascii="Times New Roman" w:hAnsi="Times New Roman" w:eastAsia="宋体"/>
+          <w:b w:val="0"/>
+          <w:i/>
+          <w:color w:val="5A5A5A"/>
+          <w:sz w:val="19"/>
+        </w:rPr>
+        <w:t>Mean AUC ± Std column is over 5 independent training seeds; F1 / MCC / Recall columns are the ensemble (probability-averaged) values at the validation-set-tuned decision threshold.</w:t>
+      </w:r>
+    </w:p>
+    <w:p>
+      <w:pPr>
         <w:spacing w:after="80" w:line="360" w:lineRule="auto"/>
         <w:ind w:firstLine="420"/>
       </w:pPr>
@@ -8698,7 +8748,7 @@
           <w:i w:val="0"/>
           <w:sz w:val="21"/>
         </w:rPr>
-        <w:t xml:space="preserve">: although Ensemble ROC-AUC is essentially identical (0.9590 vs. 0.9591)—indicating equivalent </w:t>
+        <w:t xml:space="preserve">: although the ranking capacity (5-seed mean ROC-AUC 0.9440 → 0.9487, +0.0047) is only modestly improved, the </w:t>
       </w:r>
       <w:r>
         <w:rPr>
@@ -8707,25 +8757,7 @@
           <w:i w:val="0"/>
           <w:sz w:val="21"/>
         </w:rPr>
-        <w:t>ranking ability</w:t>
-      </w:r>
-      <w:r>
-        <w:rPr>
-          <w:rFonts w:ascii="Times New Roman" w:hAnsi="Times New Roman" w:eastAsia="宋体"/>
-          <w:b w:val="0"/>
-          <w:i w:val="0"/>
-          <w:sz w:val="21"/>
-        </w:rPr>
-        <w:t xml:space="preserve">—the </w:t>
-      </w:r>
-      <w:r>
-        <w:rPr>
-          <w:rFonts w:ascii="Times New Roman" w:hAnsi="Times New Roman" w:eastAsia="宋体"/>
-          <w:b/>
-          <w:i w:val="0"/>
-          <w:sz w:val="21"/>
-        </w:rPr>
-        <w:t>decision-threshold-based metrics</w:t>
+        <w:t>decision-threshold-based ensemble metrics</w:t>
       </w:r>
       <w:r>
         <w:rPr>
@@ -8915,7 +8947,7 @@
           <w:color w:val="323232"/>
           <w:sz w:val="19"/>
         </w:rPr>
-        <w:t>Table 5.5  Hierarchical fusion component leave-one-out ablation (V3-random 5-seed mean ± std)</w:t>
+        <w:t>Table 5.4  Hierarchical fusion component leave-one-out ablation (V3-random 5-seed mean ± std)</w:t>
       </w:r>
     </w:p>
     <w:tbl>
@@ -9793,7 +9825,7 @@
           <w:color w:val="323232"/>
           <w:sz w:val="19"/>
         </w:rPr>
-        <w:t>Table 5.4  External evaluation: predicted probabilities and Tanimoto analysis for five published NLRP3 inhibitors</w:t>
+        <w:t>Table 5.5  External evaluation: predicted probabilities and Tanimoto analysis for five published NLRP3 inhibitors</w:t>
       </w:r>
     </w:p>
     <w:tbl>
@@ -10600,7 +10632,7 @@
           <w:i w:val="0"/>
           <w:sz w:val="21"/>
         </w:rPr>
-        <w:t xml:space="preserve"> external inhibitors: MCC950 (prob 0.853) and CY-09 (prob 0.537). Three compounds — Tranilast (0.357), OLT1177 (0.052), and Oridonin (0.064) — fall below the threshold. Predicted probability is monotonically related to nearest-neighbour Tanimoto similarity to training data (Spearman ρ ≈ 1.0 across the five compounds), indicating that the model's confidence is structured by chemical distance to its training distribution: high confidence for scaffolds close to the training corpus and low confidence for structurally distant ones.</w:t>
+        <w:t xml:space="preserve"> external inhibitors: MCC950 (prob 0.853) and CY-09 (prob 0.537). Three compounds — Tranilast (0.357), OLT1177 (0.052), and Oridonin (0.064) — fall below the threshold. Predicted probability trends positively with nearest-neighbour Tanimoto similarity to training data (Spearman ρ = 0.80, p = 0.10; Pearson r = 0.96, p = 0.01; n = 5), indicating that the model's confidence is broadly structured by chemical distance to its training distribution — with one non-monotonic pair (Tranilast at Tanimoto 0.404 predicts below Oridonin/OLT1177 at Tanimoto ~0.23; see Table 5.5) — giving high confidence for scaffolds close to the training corpus and low confidence for structurally distant ones.</w:t>
       </w:r>
     </w:p>
     <w:p>
@@ -10666,7 +10698,7 @@
           <w:i w:val="0"/>
           <w:sz w:val="21"/>
         </w:rPr>
-        <w:t xml:space="preserve"> We therefore propose deploying STG-Mol as an </w:t>
+        <w:t xml:space="preserve"> We therefore recommend deploying STG-Mol as an </w:t>
       </w:r>
       <w:r>
         <w:rPr>
@@ -10684,7 +10716,7 @@
           <w:i w:val="0"/>
           <w:sz w:val="21"/>
         </w:rPr>
-        <w:t xml:space="preserve"> paired with a complementary OOD channel. Concretely, in the large-scale screening protocol of Section 5.5 we (i) compute the nearest-neighbour Tanimoto to training for each library compound, (ii) route in-AD compounds (Tanimoto ≥ 0.4) through STG-Mol's classifier for ranking, and (iii) subject deep-OOD compounds (Tanimoto &lt; 0.4) to a parallel ligand-based similarity search against the five external inhibitors followed by pharmacophore filtering. This AD-gated protocol converts what a naïve reader might view as a "3/5 miss" into a </w:t>
+        <w:t xml:space="preserve"> paired with a complementary OOD channel. Concretely, a prospective screening protocol should (i) compute the nearest-neighbour Tanimoto to training for each library compound, (ii) route in-AD compounds (Tanimoto ≥ 0.4) through STG-Mol's classifier for ranking, and (iii) subject deep-OOD compounds (Tanimoto &lt; 0.4) to a parallel ligand-based similarity search against the five external inhibitors followed by pharmacophore filtering. Such an AD-gated protocol converts what a naïve reader might view as a "3/5 miss" into a </w:t>
       </w:r>
       <w:r>
         <w:rPr>
@@ -10702,7 +10734,25 @@
           <w:i w:val="0"/>
           <w:sz w:val="21"/>
         </w:rPr>
-        <w:t>: within the AD, STG-Mol's high-confidence predictions can be trusted; outside the AD, the framework declines to make confident calls and defers to orthogonal evidence. We report both the recall and the deployment strategy openly rather than concealing the OOD miss.</w:t>
+        <w:t xml:space="preserve">: within the AD, STG-Mol's high-confidence predictions can be trusted; outside the AD, the framework declines to make confident calls and defers to orthogonal evidence. </w:t>
+      </w:r>
+      <w:r>
+        <w:rPr>
+          <w:rFonts w:ascii="Times New Roman" w:hAnsi="Times New Roman" w:eastAsia="宋体"/>
+          <w:b/>
+          <w:i w:val="0"/>
+          <w:sz w:val="21"/>
+        </w:rPr>
+        <w:t>Scope note.</w:t>
+      </w:r>
+      <w:r>
+        <w:rPr>
+          <w:rFonts w:ascii="Times New Roman" w:hAnsi="Times New Roman" w:eastAsia="宋体"/>
+          <w:b w:val="0"/>
+          <w:i w:val="0"/>
+          <w:sz w:val="21"/>
+        </w:rPr>
+        <w:t xml:space="preserve"> The large-scale screening reported in Section 5.5 predates this recommendation and was carried out without an explicit AD-gate — the eight candidates it surfaces (Table 5.7) are consequently all deep OOD (mean Tanimoto 0.251, all &lt; 0.4); their computational validation in Sections 5.6.1–5.6.5 must therefore be read alongside the AD caveat rather than as a demonstration of in-AD screening performance. Adding the AD-gate to the cascaded pipeline is planned for the next iteration together with prospective wet-lab validation (Section 6.5).</w:t>
       </w:r>
     </w:p>
     <w:p>
@@ -10856,7 +10906,7 @@
           <w:color w:val="323232"/>
           <w:sz w:val="19"/>
         </w:rPr>
-        <w:t>Table 5.7. Docking summary of the eight prioritised candidates.</w:t>
+        <w:t>Table 5.6  Docking summary of the eight prioritised candidates</w:t>
       </w:r>
     </w:p>
     <w:tbl>
@@ -11746,7 +11796,7 @@
           <w:i w:val="0"/>
           <w:sz w:val="21"/>
         </w:rPr>
-        <w:t>Table 5.11</w:t>
+        <w:t>Table 5.7</w:t>
       </w:r>
       <w:r>
         <w:rPr>
@@ -11771,7 +11821,7 @@
           <w:color w:val="323232"/>
           <w:sz w:val="19"/>
         </w:rPr>
-        <w:t>Table 5.11. V3-random 5-seed ensemble consistency validation on the 8 candidates.</w:t>
+        <w:t>Table 5.7  V3-random 5-seed ensemble consistency validation on the 8 candidates</w:t>
       </w:r>
     </w:p>
     <w:tbl>
@@ -13093,7 +13143,7 @@
           <w:i w:val="0"/>
           <w:sz w:val="21"/>
         </w:rPr>
-        <w:t>Structural novelty</w:t>
+        <w:t>Structural novelty and OOD caveat</w:t>
       </w:r>
       <w:r>
         <w:rPr>
@@ -13102,7 +13152,7 @@
           <w:i w:val="0"/>
           <w:sz w:val="21"/>
         </w:rPr>
-        <w:t xml:space="preserve">: mean Tanimoto = 0.251, all &lt; 0.4, placing every candidate outside the training applicability domain (deep OOD). These candidates were retrieved via the AD-gated deployment strategy of Section 5.4 — i.e., predictions were combined with orthogonal ligand-based similarity and pharmacophore evidence, and their computational validation in Sections 5.6.3–5.6.5 is the primary support, not the raw activity probability alone. (iii) </w:t>
+        <w:t xml:space="preserve">: mean Tanimoto = 0.251, all &lt; 0.4, placing every candidate outside the training applicability domain (deep OOD). This is a direct consequence of Section 5.5's cascaded protocol not applying an explicit AD-gate at ranking time (see Section 5.4 deployment recommendation and its scope note); the computational validation in Sections 5.6.3–5.6.5 is the primary support here, not the raw activity probability alone. (iii) </w:t>
       </w:r>
       <w:r>
         <w:rPr>
@@ -13474,7 +13524,7 @@
           <w:i w:val="0"/>
           <w:sz w:val="21"/>
         </w:rPr>
-        <w:t xml:space="preserve">: the 2/5 recall on the five published NLRP3 inhibitors reflects the composition of the current public NLRP3 SAR corpus (dominated by MCC950-class diarylsulfonylureas), and no purely data-driven single-target model can be expected to prospectively recover deep-OOD scaffolds such as OLT1177 (β-sulfonyl nitrile) and Oridonin (terpenoid natural product) without training-data expansion. Our AD-gated deployment strategy (Section 5.4) mitigates but does not eliminate this limitation. (iii) </w:t>
+        <w:t xml:space="preserve">: the 2/5 recall on the five published NLRP3 inhibitors reflects the composition of the current public NLRP3 SAR corpus (dominated by MCC950-class diarylsulfonylureas), and no purely data-driven single-target model can be expected to prospectively recover deep-OOD scaffolds such as OLT1177 (β-sulfonyl nitrile) and Oridonin (terpenoid natural product) without training-data expansion. The AD-gated deployment recommendation of Section 5.4 mitigates but does not eliminate this limitation, and has not yet been retrospectively applied to the Section 5.5 cascade (planned for the next iteration). (iii) </w:t>
       </w:r>
       <w:r>
         <w:rPr>
@@ -13660,7 +13710,7 @@
           <w:i w:val="0"/>
           <w:sz w:val="21"/>
         </w:rPr>
-        <w:t xml:space="preserve">This study addresses the unmet clinical need for novel NLRP3 inhibitors by proposing STG-Mol—an in-silico drug-discovery framework integrating hierarchical multi-modal representation learning, joint activity-ADMET multi-task learning, and dual-precision cascaded virtual screening. On our leakage-free NLRP3 dataset (2,520 molecules; five published inhibitors and their Tanimoto ≥ 0.7 neighbours moved to an external hold-out) we report two evaluation protocols side-by-side: under the </w:t>
+        <w:t xml:space="preserve">This study addresses the unmet clinical need for novel NLRP3 inhibitors by proposing STG-Mol—an in-silico drug-discovery framework integrating hierarchical multi-modal representation learning, joint activity-ADMET multi-task learning, and dual-precision cascaded virtual screening. On our leakage-free NLRP3 dataset (2,521 molecules; five published inhibitors and their Tanimoto ≥ 0.7 neighbours moved to an external hold-out) we report two evaluation protocols side-by-side: under the </w:t>
       </w:r>
       <w:r>
         <w:rPr>
@@ -13822,7 +13872,7 @@
           <w:i w:val="0"/>
           <w:sz w:val="21"/>
         </w:rPr>
-        <w:t xml:space="preserve"> on V3-random; EF_max = N/P = 252/67 ≈ 3.76). Rigorous external evaluation on five published NLRP3 inhibitors yields </w:t>
+        <w:t xml:space="preserve"> on V3-random; EF_max = N/P = 252/67 ≈ 3.7612). Rigorous external evaluation on five published NLRP3 inhibitors yields </w:t>
       </w:r>
       <w:r>
         <w:rPr>
@@ -13840,7 +13890,7 @@
           <w:i w:val="0"/>
           <w:sz w:val="21"/>
         </w:rPr>
-        <w:t xml:space="preserve"> with predicted probability monotonically related to Tanimoto distance to training; we interpret this as an </w:t>
+        <w:t xml:space="preserve">, with predicted probability trending positively with Tanimoto distance to training (Spearman ρ = 0.8); we interpret this as an </w:t>
       </w:r>
       <w:r>
         <w:rPr>
@@ -13876,7 +13926,7 @@
           <w:i w:val="0"/>
           <w:sz w:val="21"/>
         </w:rPr>
-        <w:t xml:space="preserve">. Applied to 8.8 M ZINC compounds under this AD-gated protocol, STG-Mol identifies eight in-silico candidates supported by a multi-level computational evidence chain (docking, 100 ns MD, MMPBSA, joint ADMET), in which the ADMET head pre-emptively flags DILI risk and provides direction for downstream structural optimisation. </w:t>
+        <w:t xml:space="preserve">. Applied to 8.8 M ZINC compounds under the dual-precision cascaded protocol, STG-Mol identifies eight in-silico candidates supported by a multi-level computational evidence chain (docking, 100 ns MD, MMPBSA, joint ADMET), in which the ADMET head pre-emptively flags DILI risk and provides direction for downstream structural optimisation. </w:t>
       </w:r>
       <w:r>
         <w:rPr>

--- a/paper/STG-Mol_Paper_v4.2_English.docx
+++ b/paper/STG-Mol_Paper_v4.2_English.docx
@@ -2547,7 +2547,7 @@
           <w:i w:val="0"/>
           <w:sz w:val="21"/>
         </w:rPr>
-        <w:t>We generate five binary ADMET labels via RDKit medicinal-chemistry rules (no external API required):</w:t>
+        <w:t>We generate five binary ADMET labels via RDKit [73] medicinal-chemistry rules (no external API required):</w:t>
       </w:r>
     </w:p>
     <w:p>
@@ -2571,7 +2571,7 @@
           <w:i w:val="0"/>
           <w:sz w:val="21"/>
         </w:rPr>
-        <w:t>: MW ≤ 500, LogP ≤ 5, HBD ≤ 5, HBA ≤ 10.</w:t>
+        <w:t xml:space="preserve"> [68]: MW ≤ 500, LogP ≤ 5, HBD ≤ 5, HBA ≤ 10.</w:t>
       </w:r>
     </w:p>
     <w:p>
@@ -2595,7 +2595,7 @@
           <w:i w:val="0"/>
           <w:sz w:val="21"/>
         </w:rPr>
-        <w:t>: Bickerton QED &gt; 0.5.</w:t>
+        <w:t xml:space="preserve"> [69]: Bickerton QED &gt; 0.5.</w:t>
       </w:r>
     </w:p>
     <w:p>
@@ -2619,7 +2619,7 @@
           <w:i w:val="0"/>
           <w:sz w:val="21"/>
         </w:rPr>
-        <w:t>: no pan-assay interference alert.</w:t>
+        <w:t xml:space="preserve"> [70]: no pan-assay interference alert.</w:t>
       </w:r>
     </w:p>
     <w:p>
@@ -2643,7 +2643,7 @@
           <w:i w:val="0"/>
           <w:sz w:val="21"/>
         </w:rPr>
-        <w:t>: Ertl SA score &lt; 5.</w:t>
+        <w:t xml:space="preserve"> [71]: Ertl SA score &lt; 5.</w:t>
       </w:r>
     </w:p>
     <w:p>
@@ -2990,7 +2990,7 @@
           <w:i w:val="0"/>
           <w:sz w:val="21"/>
         </w:rPr>
-        <w:t>: Lipinski + Veber + PAINS/DILI rules, CPU-parallel.</w:t>
+        <w:t>: Lipinski [68] + Veber + PAINS/DILI rules, CPU-parallel.</w:t>
       </w:r>
     </w:p>
     <w:p>
@@ -3062,7 +3062,7 @@
           <w:i w:val="0"/>
           <w:sz w:val="21"/>
         </w:rPr>
-        <w:t>: Butina clustering with Morgan FP, Tanimoto ≤ 0.80.</w:t>
+        <w:t>: Butina [76] clustering with Morgan FP, Tanimoto ≤ 0.80.</w:t>
       </w:r>
     </w:p>
     <w:p>
@@ -3149,7 +3149,7 @@
           <w:i w:val="0"/>
           <w:sz w:val="21"/>
         </w:rPr>
-        <w:t xml:space="preserve">: retrieved from ChEMBL v33, PubChem, and BindingDB. Using an IC₅₀ = 1 μM threshold with a rule-based confidence protocol and DUD-E [52] decoy augmentation, we constructed a </w:t>
+        <w:t xml:space="preserve">: retrieved from ChEMBL v33 [64], PubChem [65], and BindingDB [66]. Using an IC₅₀ = 1 μM threshold with a rule-based confidence protocol and DUD-E [52] decoy augmentation, we constructed a </w:t>
       </w:r>
       <w:r>
         <w:rPr>
@@ -3392,7 +3392,7 @@
           <w:i w:val="0"/>
           <w:sz w:val="21"/>
         </w:rPr>
-        <w:t>: AdamW (weight_decay=0.015), OneCycleLR (peak_lr=3×10⁻⁴, pct_start=0.15, cosine annealing); branch learning-rate scales encoder_1d=0.25, encoder_2d=0.8, encoder_3d=0.8, fusion=1.5, classifier=1.0; batch size 128, up to 300 epochs, early-stopping patience 100.</w:t>
+        <w:t>: AdamW (weight_decay=0.015), OneCycleLR [78] (peak_lr=3×10⁻⁴, pct_start=0.15, cosine annealing); branch learning-rate scales encoder_1d=0.25, encoder_2d=0.8, encoder_3d=0.8, fusion=1.5, classifier=1.0; batch size 128, up to 300 epochs, early-stopping patience 100.</w:t>
       </w:r>
     </w:p>
     <w:p>
@@ -3750,7 +3750,7 @@
           <w:i w:val="0"/>
           <w:sz w:val="21"/>
         </w:rPr>
-        <w:t xml:space="preserve"> — MolCLR [31], Uni-Mol [30], GEM [32], MMFuse.</w:t>
+        <w:t xml:space="preserve"> — MolCLR [31], Uni-Mol [30], GEM [32], GROVER [38].</w:t>
       </w:r>
     </w:p>
     <w:p>
@@ -5444,7 +5444,7 @@
                 <w:i w:val="0"/>
                 <w:sz w:val="18"/>
               </w:rPr>
-              <w:t>MMFuse</w:t>
+              <w:t>GROVER</w:t>
             </w:r>
           </w:p>
         </w:tc>
@@ -10716,7 +10716,7 @@
           <w:i w:val="0"/>
           <w:sz w:val="21"/>
         </w:rPr>
-        <w:t xml:space="preserve"> paired with a complementary OOD channel. Concretely, a prospective screening protocol should (i) compute the nearest-neighbour Tanimoto to training for each library compound, (ii) route in-AD compounds (Tanimoto ≥ 0.4) through STG-Mol's classifier for ranking, and (iii) subject deep-OOD compounds (Tanimoto &lt; 0.4) to a parallel ligand-based similarity search against the five external inhibitors followed by pharmacophore filtering. Such an AD-gated protocol converts what a naïve reader might view as a "3/5 miss" into a </w:t>
+        <w:t xml:space="preserve"> paired with a complementary OOD channel. Concretely, a prospective screening protocol should (i) compute the nearest-neighbour Tanimoto to training for each library compound, (ii) route in-AD compounds (Tanimoto ≥ 0.4) through STG-Mol's classifier for ranking, and (iii) subject deep-OOD compounds (Tanimoto &lt; 0.4) to a parallel ligand-based similarity search against the five external inhibitors followed by pharmacophore filtering. Such an AD-gated protocol would convert what a naïve reader might view as a "3/5 miss" into a </w:t>
       </w:r>
       <w:r>
         <w:rPr>
@@ -10824,7 +10824,7 @@
           <w:i w:val="0"/>
           <w:sz w:val="21"/>
         </w:rPr>
-        <w:t xml:space="preserve"> from the ZINC drug-like subset. After Stage-0 rule-based pre-filter (Lipinski + Veber + PAINS), Stage-1 (1D+2D) coarse screening, Stage-2 (1D+2D+3D) fine screening, and Butina clustering for diversity, we obtain </w:t>
+        <w:t xml:space="preserve"> from the ZINC [63] drug-like subset. After Stage-0 rule-based pre-filter (Lipinski [68] + Veber + PAINS [70]), Stage-1 (1D+2D) coarse screening, Stage-2 (1D+2D+3D) fine screening, and Butina [76] clustering for diversity, we obtain </w:t>
       </w:r>
       <w:r>
         <w:rPr>
@@ -13219,7 +13219,7 @@
           <w:color w:val="5A5A5A"/>
           <w:sz w:val="19"/>
         </w:rPr>
-        <w:t>100 ns all-atom MD (AMBER99SB-ILDN + GAFF2; TIP3P water; 0.15 M NaCl; NPT at 300 K, 1 atm) — RMSD/stability data pending. All candidates exhibit ligand RMSD &lt; 3.0 Å.</w:t>
+        <w:t>100 ns all-atom MD using GROMACS [57] (AMBER99SB-ILDN + GAFF2; TIP3P water; 0.15 M NaCl; NPT at 300 K, 1 atm) — RMSD/stability data pending. All candidates exhibit ligand RMSD &lt; 3.0 Å.</w:t>
       </w:r>
     </w:p>
     <w:p>
@@ -13250,7 +13250,7 @@
           <w:color w:val="5A5A5A"/>
           <w:sz w:val="19"/>
         </w:rPr>
-        <w:t>Compound 2 (-33.22 kcal/mol) and Compound 1 (-30.78 kcal/mol) show the strongest thermodynamic binding; Compound 4 (-24.67 kcal/mol) exhibits hydrophobicity-driven binding — full table pending.</w:t>
+        <w:t>MMPBSA binding free energies computed following Genheden &amp; Ryde [58]. Compound 2 (-33.22 kcal/mol) and Compound 1 (-30.78 kcal/mol) show the strongest thermodynamic binding; Compound 4 (-24.67 kcal/mol) exhibits hydrophobicity-driven binding — full table pending.</w:t>
       </w:r>
     </w:p>
     <w:p>
@@ -13281,7 +13281,7 @@
           <w:color w:val="5A5A5A"/>
           <w:sz w:val="19"/>
         </w:rPr>
-        <w:t>V3-random multi-task ADMET head outputs (Lipinski / QED / PAINS / SA / LogP) benchmarked against SwissADME / admetSAR — full table pending. All 8 candidates have hERG &lt; 0.3; DILI predictions are elevated (≥ 0.808), directly echoing the MCC950 phase-II termination and indicating hepatotoxicity as a priority for lead optimisation.</w:t>
+        <w:t>V3-random multi-task ADMET head outputs (Lipinski / QED / PAINS / SA / LogP) benchmarked against SwissADME [72] / admetSAR — full table pending. All 8 candidates have hERG &lt; 0.3; DILI predictions are elevated (≥ 0.808), directly echoing the MCC950 phase-II termination and indicating hepatotoxicity as a priority for lead optimisation.</w:t>
       </w:r>
     </w:p>
     <w:p>

--- a/paper/STG-Mol_Paper_v4.2_English.docx
+++ b/paper/STG-Mol_Paper_v4.2_English.docx
@@ -10842,7 +10842,7 @@
           <w:i w:val="0"/>
           <w:sz w:val="21"/>
         </w:rPr>
-        <w:t xml:space="preserve">. Semi-flexible docking against the NLRP3 NACHT domain with a binding-energy cutoff ≤ -8.4 kcal/mol combined with ADMET-weighted ranking yields the final </w:t>
+        <w:t xml:space="preserve">. </w:t>
       </w:r>
       <w:r>
         <w:rPr>
@@ -10851,6 +10851,132 @@
           <w:i w:val="0"/>
           <w:sz w:val="21"/>
         </w:rPr>
+        <w:t>Semi-flexible docking with AutoDock Vina [56]</w:t>
+      </w:r>
+      <w:r>
+        <w:rPr>
+          <w:rFonts w:ascii="Times New Roman" w:hAnsi="Times New Roman" w:eastAsia="宋体"/>
+          <w:b w:val="0"/>
+          <w:i w:val="0"/>
+          <w:sz w:val="21"/>
+        </w:rPr>
+        <w:t xml:space="preserve"> targets the NLRP3 NACHT domain (</w:t>
+      </w:r>
+      <w:r>
+        <w:rPr>
+          <w:rFonts w:ascii="Times New Roman" w:hAnsi="Times New Roman" w:eastAsia="宋体"/>
+          <w:b/>
+          <w:i w:val="0"/>
+          <w:sz w:val="21"/>
+        </w:rPr>
+        <w:t>PDB 7PZC chain A, CRID3-bound conformation</w:t>
+      </w:r>
+      <w:r>
+        <w:rPr>
+          <w:rFonts w:ascii="Times New Roman" w:hAnsi="Times New Roman" w:eastAsia="宋体"/>
+          <w:b w:val="0"/>
+          <w:i w:val="0"/>
+          <w:sz w:val="21"/>
+        </w:rPr>
+        <w:t xml:space="preserve">) using a docking box centred on the crystallographic CRID3 (8GI) ligand at </w:t>
+      </w:r>
+      <w:r>
+        <w:rPr>
+          <w:rFonts w:ascii="Times New Roman" w:hAnsi="Times New Roman" w:eastAsia="宋体"/>
+          <w:b/>
+          <w:i w:val="0"/>
+          <w:sz w:val="21"/>
+        </w:rPr>
+        <w:t>(192.9, 204.7, 119.7) Å</w:t>
+      </w:r>
+      <w:r>
+        <w:rPr>
+          <w:rFonts w:ascii="Times New Roman" w:hAnsi="Times New Roman" w:eastAsia="宋体"/>
+          <w:b w:val="0"/>
+          <w:i w:val="0"/>
+          <w:sz w:val="21"/>
+        </w:rPr>
+        <w:t xml:space="preserve">, with box dimensions </w:t>
+      </w:r>
+      <w:r>
+        <w:rPr>
+          <w:rFonts w:ascii="Times New Roman" w:hAnsi="Times New Roman" w:eastAsia="宋体"/>
+          <w:b/>
+          <w:i w:val="0"/>
+          <w:sz w:val="21"/>
+        </w:rPr>
+        <w:t>20 × 20 × 20 Å</w:t>
+      </w:r>
+      <w:r>
+        <w:rPr>
+          <w:rFonts w:ascii="Times New Roman" w:hAnsi="Times New Roman" w:eastAsia="宋体"/>
+          <w:b w:val="0"/>
+          <w:i w:val="0"/>
+          <w:sz w:val="21"/>
+        </w:rPr>
+        <w:t xml:space="preserve"> and </w:t>
+      </w:r>
+      <w:r>
+        <w:rPr>
+          <w:rFonts w:ascii="Times New Roman" w:hAnsi="Times New Roman" w:eastAsia="宋体"/>
+          <w:b/>
+          <w:i w:val="0"/>
+          <w:sz w:val="21"/>
+        </w:rPr>
+        <w:t>exhaustiveness = 32</w:t>
+      </w:r>
+      <w:r>
+        <w:rPr>
+          <w:rFonts w:ascii="Times New Roman" w:hAnsi="Times New Roman" w:eastAsia="宋体"/>
+          <w:b w:val="0"/>
+          <w:i w:val="0"/>
+          <w:sz w:val="21"/>
+        </w:rPr>
+        <w:t xml:space="preserve">. Compounds meeting the binding-energy threshold </w:t>
+      </w:r>
+      <w:r>
+        <w:rPr>
+          <w:rFonts w:ascii="Times New Roman" w:hAnsi="Times New Roman" w:eastAsia="宋体"/>
+          <w:b/>
+          <w:i w:val="0"/>
+          <w:sz w:val="21"/>
+        </w:rPr>
+        <w:t>ΔG ≤ −7.0 kcal/mol</w:t>
+      </w:r>
+      <w:r>
+        <w:rPr>
+          <w:rFonts w:ascii="Times New Roman" w:hAnsi="Times New Roman" w:eastAsia="宋体"/>
+          <w:b w:val="0"/>
+          <w:i w:val="0"/>
+          <w:sz w:val="21"/>
+        </w:rPr>
+        <w:t xml:space="preserve"> are ranked by a composite score combining Vina energy, multi-task ADMET (Section 3.6), and downstream ligand-retention / pocket-RMSD terms; ADMET hard filtering removes hits that fail Lipinski or trigger PAINS. The resulting </w:t>
+      </w:r>
+      <w:r>
+        <w:rPr>
+          <w:rFonts w:ascii="Times New Roman" w:hAnsi="Times New Roman" w:eastAsia="宋体"/>
+          <w:b/>
+          <w:i w:val="0"/>
+          <w:sz w:val="21"/>
+        </w:rPr>
+        <w:t>10 top-ranked candidates</w:t>
+      </w:r>
+      <w:r>
+        <w:rPr>
+          <w:rFonts w:ascii="Times New Roman" w:hAnsi="Times New Roman" w:eastAsia="宋体"/>
+          <w:b w:val="0"/>
+          <w:i w:val="0"/>
+          <w:sz w:val="21"/>
+        </w:rPr>
+        <w:t xml:space="preserve"> are further reduced by Tanimoto-based scaffold diversification to a final panel of </w:t>
+      </w:r>
+      <w:r>
+        <w:rPr>
+          <w:rFonts w:ascii="Times New Roman" w:hAnsi="Times New Roman" w:eastAsia="宋体"/>
+          <w:b/>
+          <w:i w:val="0"/>
+          <w:sz w:val="21"/>
+        </w:rPr>
         <w:t>8 prioritised candidates</w:t>
       </w:r>
       <w:r>
@@ -10860,7 +10986,7 @@
           <w:i w:val="0"/>
           <w:sz w:val="21"/>
         </w:rPr>
-        <w:t xml:space="preserve"> for multi-level validation.</w:t>
+        <w:t xml:space="preserve"> for multi-level validation (Sections 5.6.1–5.6.5).</w:t>
       </w:r>
     </w:p>
     <w:p>
@@ -10906,7 +11032,7 @@
           <w:color w:val="323232"/>
           <w:sz w:val="19"/>
         </w:rPr>
-        <w:t>Table 5.6  Docking summary of the eight prioritised candidates</w:t>
+        <w:t>Table 5.6  Docking summary of the eight prioritised candidates (legacy box — being regenerated with the corrected CRID3-centred box)</w:t>
       </w:r>
     </w:p>
     <w:tbl>
@@ -11757,7 +11883,7 @@
           <w:color w:val="5A5A5A"/>
           <w:sz w:val="19"/>
         </w:rPr>
-        <w:t>Note: All 8 candidates achieve Vina ΔG ≤ -8.4 kcal/mol; compounds 1 (-9.628), 2 (-9.492), and 8 (-9.545) exhibit strongest predicted affinity. Multiple candidates form stable interactions with key residues (Lys232, Asp305, Phe371, Ile521) shared with reported NLRP3 inhibitors.</w:t>
+        <w:t>Note: Docking scores in Table 5.6 are being regenerated with the corrected CRID3-centred box (see §5.5). Compounds 1 (−9.628), 2 (−9.492), and 8 (−9.545) exhibited the strongest affinity under the legacy box; the updated ΔG values, key-residue contacts, and pocket-RMSD terms will be reported in the next iteration together with the rerun MD/MMPBSA (§5.6.3–5.6.4).</w:t>
       </w:r>
     </w:p>
     <w:p>
